--- a/materialien/Welt3_Labyrinth/5_Loesungen/AQ_W3_AB3_LSG.docx
+++ b/materialien/Welt3_Labyrinth/5_Loesungen/AQ_W3_AB3_LSG.docx
@@ -2939,11 +2939,10 @@
         <w:tblLayout w:type="fixed"/>
       </w:tblPr>
       <w:tblGrid>
-        <w:gridCol w:w="771"/>
-        <w:gridCol w:w="771"/>
-        <w:gridCol w:w="771"/>
-        <w:gridCol w:w="3084"/>
-        <w:gridCol w:w="4241"/>
+        <w:gridCol w:w="1134"/>
+        <w:gridCol w:w="1134"/>
+        <w:gridCol w:w="1134"/>
+        <w:gridCol w:w="6237"/>
       </w:tblGrid>
       <w:tr>
         <w:trPr>
@@ -2952,7 +2951,7 @@
         </w:trPr>
         <w:tc>
           <w:tcPr>
-            <w:tcW w:type="dxa" w:w="771"/>
+            <w:tcW w:type="dxa" w:w="1134"/>
             <w:shd w:fill="1F4E79" w:color="auto" w:val="clear"/>
             <w:tcMar>
               <w:top w:type="dxa" w:w="50"/>
@@ -2983,7 +2982,7 @@
         </w:tc>
         <w:tc>
           <w:tcPr>
-            <w:tcW w:type="dxa" w:w="771"/>
+            <w:tcW w:type="dxa" w:w="1134"/>
             <w:shd w:fill="1F4E79" w:color="auto" w:val="clear"/>
             <w:tcMar>
               <w:top w:type="dxa" w:w="50"/>
@@ -3014,7 +3013,7 @@
         </w:tc>
         <w:tc>
           <w:tcPr>
-            <w:tcW w:type="dxa" w:w="771"/>
+            <w:tcW w:type="dxa" w:w="1134"/>
             <w:shd w:fill="1F4E79" w:color="auto" w:val="clear"/>
             <w:tcMar>
               <w:top w:type="dxa" w:w="50"/>
@@ -3045,38 +3044,7 @@
         </w:tc>
         <w:tc>
           <w:tcPr>
-            <w:tcW w:type="dxa" w:w="3084"/>
-            <w:shd w:fill="1F4E79" w:color="auto" w:val="clear"/>
-            <w:tcMar>
-              <w:top w:type="dxa" w:w="50"/>
-              <w:left w:type="dxa" w:w="100"/>
-              <w:bottom w:type="dxa" w:w="50"/>
-              <w:right w:type="dxa" w:w="100"/>
-            </w:tcMar>
-            <w:vAlign w:val="center"/>
-          </w:tcPr>
-          <w:p>
-            <w:pPr>
-              <w:keepNext w:val="false"/>
-              <w:spacing w:after="0" w:line="252"/>
-              <w:jc w:val="left"/>
-            </w:pPr>
-            <w:r>
-              <w:rPr>
-                <w:rFonts w:ascii="Calibri" w:cs="Calibri" w:eastAsia="Calibri" w:hAnsi="Calibri"/>
-                <w:b/>
-                <w:bCs/>
-                <w:color w:val="FFFFFF"/>
-                <w:sz w:val="19"/>
-                <w:szCs w:val="19"/>
-              </w:rPr>
-              <w:t xml:space="preserve">Vergleich a[i] ≤ b[j]?</w:t>
-            </w:r>
-          </w:p>
-        </w:tc>
-        <w:tc>
-          <w:tcPr>
-            <w:tcW w:type="dxa" w:w="4241"/>
+            <w:tcW w:type="dxa" w:w="6237"/>
             <w:shd w:fill="1F4E79" w:color="auto" w:val="clear"/>
             <w:tcMar>
               <w:top w:type="dxa" w:w="50"/>
@@ -3112,7 +3080,7 @@
         </w:trPr>
         <w:tc>
           <w:tcPr>
-            <w:tcW w:type="dxa" w:w="771"/>
+            <w:tcW w:type="dxa" w:w="1134"/>
             <w:tcMar>
               <w:top w:type="dxa" w:w="50"/>
               <w:left w:type="dxa" w:w="100"/>
@@ -3140,7 +3108,7 @@
         </w:tc>
         <w:tc>
           <w:tcPr>
-            <w:tcW w:type="dxa" w:w="771"/>
+            <w:tcW w:type="dxa" w:w="1134"/>
             <w:tcMar>
               <w:top w:type="dxa" w:w="50"/>
               <w:left w:type="dxa" w:w="100"/>
@@ -3168,7 +3136,7 @@
         </w:tc>
         <w:tc>
           <w:tcPr>
-            <w:tcW w:type="dxa" w:w="771"/>
+            <w:tcW w:type="dxa" w:w="1134"/>
             <w:tcMar>
               <w:top w:type="dxa" w:w="50"/>
               <w:left w:type="dxa" w:w="100"/>
@@ -3196,35 +3164,7 @@
         </w:tc>
         <w:tc>
           <w:tcPr>
-            <w:tcW w:type="dxa" w:w="3084"/>
-            <w:tcMar>
-              <w:top w:type="dxa" w:w="50"/>
-              <w:left w:type="dxa" w:w="100"/>
-              <w:bottom w:type="dxa" w:w="50"/>
-              <w:right w:type="dxa" w:w="100"/>
-            </w:tcMar>
-            <w:vAlign w:val="center"/>
-          </w:tcPr>
-          <w:p>
-            <w:pPr>
-              <w:keepNext w:val="false"/>
-              <w:spacing w:after="0" w:line="252"/>
-              <w:jc w:val="left"/>
-            </w:pPr>
-            <w:r>
-              <w:rPr>
-                <w:rFonts w:ascii="Calibri" w:cs="Calibri" w:eastAsia="Calibri" w:hAnsi="Calibri"/>
-                <w:color w:val="222222"/>
-                <w:sz w:val="19"/>
-                <w:szCs w:val="19"/>
-              </w:rPr>
-              <w:t xml:space="preserve">–</w:t>
-            </w:r>
-          </w:p>
-        </w:tc>
-        <w:tc>
-          <w:tcPr>
-            <w:tcW w:type="dxa" w:w="4241"/>
+            <w:tcW w:type="dxa" w:w="6237"/>
             <w:tcMar>
               <w:top w:type="dxa" w:w="50"/>
               <w:left w:type="dxa" w:w="100"/>
@@ -3257,7 +3197,7 @@
         </w:trPr>
         <w:tc>
           <w:tcPr>
-            <w:tcW w:type="dxa" w:w="771"/>
+            <w:tcW w:type="dxa" w:w="1134"/>
             <w:tcMar>
               <w:top w:type="dxa" w:w="50"/>
               <w:left w:type="dxa" w:w="100"/>
@@ -3285,7 +3225,7 @@
         </w:tc>
         <w:tc>
           <w:tcPr>
-            <w:tcW w:type="dxa" w:w="771"/>
+            <w:tcW w:type="dxa" w:w="1134"/>
             <w:tcMar>
               <w:top w:type="dxa" w:w="50"/>
               <w:left w:type="dxa" w:w="100"/>
@@ -3313,7 +3253,7 @@
         </w:tc>
         <w:tc>
           <w:tcPr>
-            <w:tcW w:type="dxa" w:w="771"/>
+            <w:tcW w:type="dxa" w:w="1134"/>
             <w:tcMar>
               <w:top w:type="dxa" w:w="50"/>
               <w:left w:type="dxa" w:w="100"/>
@@ -3341,35 +3281,7 @@
         </w:tc>
         <w:tc>
           <w:tcPr>
-            <w:tcW w:type="dxa" w:w="3084"/>
-            <w:tcMar>
-              <w:top w:type="dxa" w:w="50"/>
-              <w:left w:type="dxa" w:w="100"/>
-              <w:bottom w:type="dxa" w:w="50"/>
-              <w:right w:type="dxa" w:w="100"/>
-            </w:tcMar>
-            <w:vAlign w:val="center"/>
-          </w:tcPr>
-          <w:p>
-            <w:pPr>
-              <w:keepNext w:val="false"/>
-              <w:spacing w:after="0" w:line="252"/>
-              <w:jc w:val="left"/>
-            </w:pPr>
-            <w:r>
-              <w:rPr>
-                <w:rFonts w:ascii="Calibri" w:cs="Calibri" w:eastAsia="Calibri" w:hAnsi="Calibri"/>
-                <w:color w:val="222222"/>
-                <w:sz w:val="19"/>
-                <w:szCs w:val="19"/>
-              </w:rPr>
-              <w:t xml:space="preserve">8 ≤ 5? nein</w:t>
-            </w:r>
-          </w:p>
-        </w:tc>
-        <w:tc>
-          <w:tcPr>
-            <w:tcW w:type="dxa" w:w="4241"/>
+            <w:tcW w:type="dxa" w:w="6237"/>
             <w:tcMar>
               <w:top w:type="dxa" w:w="50"/>
               <w:left w:type="dxa" w:w="100"/>
@@ -3402,7 +3314,7 @@
         </w:trPr>
         <w:tc>
           <w:tcPr>
-            <w:tcW w:type="dxa" w:w="771"/>
+            <w:tcW w:type="dxa" w:w="1134"/>
             <w:tcMar>
               <w:top w:type="dxa" w:w="50"/>
               <w:left w:type="dxa" w:w="100"/>
@@ -3430,7 +3342,7 @@
         </w:tc>
         <w:tc>
           <w:tcPr>
-            <w:tcW w:type="dxa" w:w="771"/>
+            <w:tcW w:type="dxa" w:w="1134"/>
             <w:tcMar>
               <w:top w:type="dxa" w:w="50"/>
               <w:left w:type="dxa" w:w="100"/>
@@ -3458,7 +3370,7 @@
         </w:tc>
         <w:tc>
           <w:tcPr>
-            <w:tcW w:type="dxa" w:w="771"/>
+            <w:tcW w:type="dxa" w:w="1134"/>
             <w:tcMar>
               <w:top w:type="dxa" w:w="50"/>
               <w:left w:type="dxa" w:w="100"/>
@@ -3486,35 +3398,7 @@
         </w:tc>
         <w:tc>
           <w:tcPr>
-            <w:tcW w:type="dxa" w:w="3084"/>
-            <w:tcMar>
-              <w:top w:type="dxa" w:w="50"/>
-              <w:left w:type="dxa" w:w="100"/>
-              <w:bottom w:type="dxa" w:w="50"/>
-              <w:right w:type="dxa" w:w="100"/>
-            </w:tcMar>
-            <w:vAlign w:val="center"/>
-          </w:tcPr>
-          <w:p>
-            <w:pPr>
-              <w:keepNext w:val="false"/>
-              <w:spacing w:after="0" w:line="252"/>
-              <w:jc w:val="left"/>
-            </w:pPr>
-            <w:r>
-              <w:rPr>
-                <w:rFonts w:ascii="Calibri" w:cs="Calibri" w:eastAsia="Calibri" w:hAnsi="Calibri"/>
-                <w:color w:val="222222"/>
-                <w:sz w:val="19"/>
-                <w:szCs w:val="19"/>
-              </w:rPr>
-              <w:t xml:space="preserve">8 ≤ 13? ja</w:t>
-            </w:r>
-          </w:p>
-        </w:tc>
-        <w:tc>
-          <w:tcPr>
-            <w:tcW w:type="dxa" w:w="4241"/>
+            <w:tcW w:type="dxa" w:w="6237"/>
             <w:tcMar>
               <w:top w:type="dxa" w:w="50"/>
               <w:left w:type="dxa" w:w="100"/>
@@ -3547,7 +3431,7 @@
         </w:trPr>
         <w:tc>
           <w:tcPr>
-            <w:tcW w:type="dxa" w:w="771"/>
+            <w:tcW w:type="dxa" w:w="1134"/>
             <w:tcMar>
               <w:top w:type="dxa" w:w="50"/>
               <w:left w:type="dxa" w:w="100"/>
@@ -3575,7 +3459,7 @@
         </w:tc>
         <w:tc>
           <w:tcPr>
-            <w:tcW w:type="dxa" w:w="771"/>
+            <w:tcW w:type="dxa" w:w="1134"/>
             <w:tcMar>
               <w:top w:type="dxa" w:w="50"/>
               <w:left w:type="dxa" w:w="100"/>
@@ -3603,7 +3487,7 @@
         </w:tc>
         <w:tc>
           <w:tcPr>
-            <w:tcW w:type="dxa" w:w="771"/>
+            <w:tcW w:type="dxa" w:w="1134"/>
             <w:tcMar>
               <w:top w:type="dxa" w:w="50"/>
               <w:left w:type="dxa" w:w="100"/>
@@ -3631,35 +3515,7 @@
         </w:tc>
         <w:tc>
           <w:tcPr>
-            <w:tcW w:type="dxa" w:w="3084"/>
-            <w:tcMar>
-              <w:top w:type="dxa" w:w="50"/>
-              <w:left w:type="dxa" w:w="100"/>
-              <w:bottom w:type="dxa" w:w="50"/>
-              <w:right w:type="dxa" w:w="100"/>
-            </w:tcMar>
-            <w:vAlign w:val="center"/>
-          </w:tcPr>
-          <w:p>
-            <w:pPr>
-              <w:keepNext w:val="false"/>
-              <w:spacing w:after="0" w:line="252"/>
-              <w:jc w:val="left"/>
-            </w:pPr>
-            <w:r>
-              <w:rPr>
-                <w:rFonts w:ascii="Calibri" w:cs="Calibri" w:eastAsia="Calibri" w:hAnsi="Calibri"/>
-                <w:color w:val="222222"/>
-                <w:sz w:val="19"/>
-                <w:szCs w:val="19"/>
-              </w:rPr>
-              <w:t xml:space="preserve">21 ≤ 13? nein</w:t>
-            </w:r>
-          </w:p>
-        </w:tc>
-        <w:tc>
-          <w:tcPr>
-            <w:tcW w:type="dxa" w:w="4241"/>
+            <w:tcW w:type="dxa" w:w="6237"/>
             <w:tcMar>
               <w:top w:type="dxa" w:w="50"/>
               <w:left w:type="dxa" w:w="100"/>
@@ -3692,7 +3548,7 @@
         </w:trPr>
         <w:tc>
           <w:tcPr>
-            <w:tcW w:type="dxa" w:w="771"/>
+            <w:tcW w:type="dxa" w:w="1134"/>
             <w:tcMar>
               <w:top w:type="dxa" w:w="50"/>
               <w:left w:type="dxa" w:w="100"/>
@@ -3720,7 +3576,7 @@
         </w:tc>
         <w:tc>
           <w:tcPr>
-            <w:tcW w:type="dxa" w:w="771"/>
+            <w:tcW w:type="dxa" w:w="1134"/>
             <w:tcMar>
               <w:top w:type="dxa" w:w="50"/>
               <w:left w:type="dxa" w:w="100"/>
@@ -3748,7 +3604,7 @@
         </w:tc>
         <w:tc>
           <w:tcPr>
-            <w:tcW w:type="dxa" w:w="771"/>
+            <w:tcW w:type="dxa" w:w="1134"/>
             <w:tcMar>
               <w:top w:type="dxa" w:w="50"/>
               <w:left w:type="dxa" w:w="100"/>
@@ -3776,35 +3632,7 @@
         </w:tc>
         <w:tc>
           <w:tcPr>
-            <w:tcW w:type="dxa" w:w="3084"/>
-            <w:tcMar>
-              <w:top w:type="dxa" w:w="50"/>
-              <w:left w:type="dxa" w:w="100"/>
-              <w:bottom w:type="dxa" w:w="50"/>
-              <w:right w:type="dxa" w:w="100"/>
-            </w:tcMar>
-            <w:vAlign w:val="center"/>
-          </w:tcPr>
-          <w:p>
-            <w:pPr>
-              <w:keepNext w:val="false"/>
-              <w:spacing w:after="0" w:line="252"/>
-              <w:jc w:val="left"/>
-            </w:pPr>
-            <w:r>
-              <w:rPr>
-                <w:rFonts w:ascii="Calibri" w:cs="Calibri" w:eastAsia="Calibri" w:hAnsi="Calibri"/>
-                <w:color w:val="222222"/>
-                <w:sz w:val="19"/>
-                <w:szCs w:val="19"/>
-              </w:rPr>
-              <w:t xml:space="preserve">21 ≤ 17? nein</w:t>
-            </w:r>
-          </w:p>
-        </w:tc>
-        <w:tc>
-          <w:tcPr>
-            <w:tcW w:type="dxa" w:w="4241"/>
+            <w:tcW w:type="dxa" w:w="6237"/>
             <w:tcMar>
               <w:top w:type="dxa" w:w="50"/>
               <w:left w:type="dxa" w:w="100"/>
@@ -3837,7 +3665,7 @@
         </w:trPr>
         <w:tc>
           <w:tcPr>
-            <w:tcW w:type="dxa" w:w="771"/>
+            <w:tcW w:type="dxa" w:w="1134"/>
             <w:tcMar>
               <w:top w:type="dxa" w:w="50"/>
               <w:left w:type="dxa" w:w="100"/>
@@ -3865,7 +3693,7 @@
         </w:tc>
         <w:tc>
           <w:tcPr>
-            <w:tcW w:type="dxa" w:w="771"/>
+            <w:tcW w:type="dxa" w:w="1134"/>
             <w:tcMar>
               <w:top w:type="dxa" w:w="50"/>
               <w:left w:type="dxa" w:w="100"/>
@@ -3893,7 +3721,7 @@
         </w:tc>
         <w:tc>
           <w:tcPr>
-            <w:tcW w:type="dxa" w:w="771"/>
+            <w:tcW w:type="dxa" w:w="1134"/>
             <w:tcMar>
               <w:top w:type="dxa" w:w="50"/>
               <w:left w:type="dxa" w:w="100"/>
@@ -3921,35 +3749,7 @@
         </w:tc>
         <w:tc>
           <w:tcPr>
-            <w:tcW w:type="dxa" w:w="3084"/>
-            <w:tcMar>
-              <w:top w:type="dxa" w:w="50"/>
-              <w:left w:type="dxa" w:w="100"/>
-              <w:bottom w:type="dxa" w:w="50"/>
-              <w:right w:type="dxa" w:w="100"/>
-            </w:tcMar>
-            <w:vAlign w:val="center"/>
-          </w:tcPr>
-          <w:p>
-            <w:pPr>
-              <w:keepNext w:val="false"/>
-              <w:spacing w:after="0" w:line="252"/>
-              <w:jc w:val="left"/>
-            </w:pPr>
-            <w:r>
-              <w:rPr>
-                <w:rFonts w:ascii="Calibri" w:cs="Calibri" w:eastAsia="Calibri" w:hAnsi="Calibri"/>
-                <w:color w:val="222222"/>
-                <w:sz w:val="19"/>
-                <w:szCs w:val="19"/>
-              </w:rPr>
-              <w:t xml:space="preserve">Rest von a</w:t>
-            </w:r>
-          </w:p>
-        </w:tc>
-        <w:tc>
-          <w:tcPr>
-            <w:tcW w:type="dxa" w:w="4241"/>
+            <w:tcW w:type="dxa" w:w="6237"/>
             <w:tcMar>
               <w:top w:type="dxa" w:w="50"/>
               <w:left w:type="dxa" w:w="100"/>
@@ -3982,7 +3782,7 @@
         </w:trPr>
         <w:tc>
           <w:tcPr>
-            <w:tcW w:type="dxa" w:w="771"/>
+            <w:tcW w:type="dxa" w:w="1134"/>
             <w:tcMar>
               <w:top w:type="dxa" w:w="50"/>
               <w:left w:type="dxa" w:w="100"/>
@@ -4010,7 +3810,7 @@
         </w:tc>
         <w:tc>
           <w:tcPr>
-            <w:tcW w:type="dxa" w:w="771"/>
+            <w:tcW w:type="dxa" w:w="1134"/>
             <w:tcMar>
               <w:top w:type="dxa" w:w="50"/>
               <w:left w:type="dxa" w:w="100"/>
@@ -4038,7 +3838,7 @@
         </w:tc>
         <w:tc>
           <w:tcPr>
-            <w:tcW w:type="dxa" w:w="771"/>
+            <w:tcW w:type="dxa" w:w="1134"/>
             <w:tcMar>
               <w:top w:type="dxa" w:w="50"/>
               <w:left w:type="dxa" w:w="100"/>
@@ -4066,35 +3866,7 @@
         </w:tc>
         <w:tc>
           <w:tcPr>
-            <w:tcW w:type="dxa" w:w="3084"/>
-            <w:tcMar>
-              <w:top w:type="dxa" w:w="50"/>
-              <w:left w:type="dxa" w:w="100"/>
-              <w:bottom w:type="dxa" w:w="50"/>
-              <w:right w:type="dxa" w:w="100"/>
-            </w:tcMar>
-            <w:vAlign w:val="center"/>
-          </w:tcPr>
-          <w:p>
-            <w:pPr>
-              <w:keepNext w:val="false"/>
-              <w:spacing w:after="0" w:line="252"/>
-              <w:jc w:val="left"/>
-            </w:pPr>
-            <w:r>
-              <w:rPr>
-                <w:rFonts w:ascii="Calibri" w:cs="Calibri" w:eastAsia="Calibri" w:hAnsi="Calibri"/>
-                <w:color w:val="222222"/>
-                <w:sz w:val="19"/>
-                <w:szCs w:val="19"/>
-              </w:rPr>
-              <w:t xml:space="preserve">Rest von a</w:t>
-            </w:r>
-          </w:p>
-        </w:tc>
-        <w:tc>
-          <w:tcPr>
-            <w:tcW w:type="dxa" w:w="4241"/>
+            <w:tcW w:type="dxa" w:w="6237"/>
             <w:tcMar>
               <w:top w:type="dxa" w:w="50"/>
               <w:left w:type="dxa" w:w="100"/>
@@ -4149,7 +3921,7 @@
           <w:sz w:val="22"/>
           <w:szCs w:val="22"/>
         </w:rPr>
-        <w:t xml:space="preserve"> 4 Vergleiche, danach wird der Rest von a (21, 34) ohne Vergleich angehängt (3 BE). </w:t>
+        <w:t xml:space="preserve"> Tabelle: Startzeile und eine Zeile je übernommenem Element (3 BE). 4 Vergleiche (Zeilen 2 bis 5, solange beide Hälften Elemente haben), danach wird der Rest von a (21, 34) ohne Vergleich angehängt (letzte zwei Zeilen). </w:t>
       </w:r>
       <w:r>
         <w:rPr>
@@ -4393,11 +4165,9 @@
         <w:tblLayout w:type="fixed"/>
       </w:tblPr>
       <w:tblGrid>
-        <w:gridCol w:w="771"/>
-        <w:gridCol w:w="867"/>
-        <w:gridCol w:w="1157"/>
-        <w:gridCol w:w="964"/>
-        <w:gridCol w:w="5879"/>
+        <w:gridCol w:w="976"/>
+        <w:gridCol w:w="1221"/>
+        <w:gridCol w:w="7442"/>
       </w:tblGrid>
       <w:tr>
         <w:trPr>
@@ -4406,7 +4176,7 @@
         </w:trPr>
         <w:tc>
           <w:tcPr>
-            <w:tcW w:type="dxa" w:w="771"/>
+            <w:tcW w:type="dxa" w:w="976"/>
             <w:shd w:fill="1F4E79" w:color="auto" w:val="clear"/>
             <w:tcMar>
               <w:top w:type="dxa" w:w="50"/>
@@ -4437,7 +4207,7 @@
         </w:tc>
         <w:tc>
           <w:tcPr>
-            <w:tcW w:type="dxa" w:w="867"/>
+            <w:tcW w:type="dxa" w:w="1221"/>
             <w:shd w:fill="1F4E79" w:color="auto" w:val="clear"/>
             <w:tcMar>
               <w:top w:type="dxa" w:w="50"/>
@@ -4462,13 +4232,13 @@
                 <w:sz w:val="18"/>
                 <w:szCs w:val="18"/>
               </w:rPr>
-              <w:t xml:space="preserve">r[i]</w:t>
-            </w:r>
-          </w:p>
-        </w:tc>
-        <w:tc>
-          <w:tcPr>
-            <w:tcW w:type="dxa" w:w="1157"/>
+              <w:t xml:space="preserve">grenze</w:t>
+            </w:r>
+          </w:p>
+        </w:tc>
+        <w:tc>
+          <w:tcPr>
+            <w:tcW w:type="dxa" w:w="7442"/>
             <w:shd w:fill="1F4E79" w:color="auto" w:val="clear"/>
             <w:tcMar>
               <w:top w:type="dxa" w:w="50"/>
@@ -4482,7 +4252,7 @@
             <w:pPr>
               <w:keepNext w:val="false"/>
               <w:spacing w:after="0" w:line="252"/>
-              <w:jc w:val="center"/>
+              <w:jc w:val="left"/>
             </w:pPr>
             <w:r>
               <w:rPr>
@@ -4493,68 +4263,6 @@
                 <w:sz w:val="18"/>
                 <w:szCs w:val="18"/>
               </w:rPr>
-              <w:t xml:space="preserve">r[i] &lt; 6?</w:t>
-            </w:r>
-          </w:p>
-        </w:tc>
-        <w:tc>
-          <w:tcPr>
-            <w:tcW w:type="dxa" w:w="964"/>
-            <w:shd w:fill="1F4E79" w:color="auto" w:val="clear"/>
-            <w:tcMar>
-              <w:top w:type="dxa" w:w="50"/>
-              <w:left w:type="dxa" w:w="100"/>
-              <w:bottom w:type="dxa" w:w="50"/>
-              <w:right w:type="dxa" w:w="100"/>
-            </w:tcMar>
-            <w:vAlign w:val="center"/>
-          </w:tcPr>
-          <w:p>
-            <w:pPr>
-              <w:keepNext w:val="false"/>
-              <w:spacing w:after="0" w:line="252"/>
-              <w:jc w:val="center"/>
-            </w:pPr>
-            <w:r>
-              <w:rPr>
-                <w:rFonts w:ascii="Calibri" w:cs="Calibri" w:eastAsia="Calibri" w:hAnsi="Calibri"/>
-                <w:b/>
-                <w:bCs/>
-                <w:color w:val="FFFFFF"/>
-                <w:sz w:val="18"/>
-                <w:szCs w:val="18"/>
-              </w:rPr>
-              <w:t xml:space="preserve">grenze</w:t>
-            </w:r>
-          </w:p>
-        </w:tc>
-        <w:tc>
-          <w:tcPr>
-            <w:tcW w:type="dxa" w:w="5879"/>
-            <w:shd w:fill="1F4E79" w:color="auto" w:val="clear"/>
-            <w:tcMar>
-              <w:top w:type="dxa" w:w="50"/>
-              <w:left w:type="dxa" w:w="100"/>
-              <w:bottom w:type="dxa" w:w="50"/>
-              <w:right w:type="dxa" w:w="100"/>
-            </w:tcMar>
-            <w:vAlign w:val="center"/>
-          </w:tcPr>
-          <w:p>
-            <w:pPr>
-              <w:keepNext w:val="false"/>
-              <w:spacing w:after="0" w:line="252"/>
-              <w:jc w:val="left"/>
-            </w:pPr>
-            <w:r>
-              <w:rPr>
-                <w:rFonts w:ascii="Calibri" w:cs="Calibri" w:eastAsia="Calibri" w:hAnsi="Calibri"/>
-                <w:b/>
-                <w:bCs/>
-                <w:color w:val="FFFFFF"/>
-                <w:sz w:val="18"/>
-                <w:szCs w:val="18"/>
-              </w:rPr>
               <w:t xml:space="preserve">Reihung danach</w:t>
             </w:r>
           </w:p>
@@ -4566,7 +4274,7 @@
         </w:trPr>
         <w:tc>
           <w:tcPr>
-            <w:tcW w:type="dxa" w:w="771"/>
+            <w:tcW w:type="dxa" w:w="976"/>
             <w:tcMar>
               <w:top w:type="dxa" w:w="50"/>
               <w:left w:type="dxa" w:w="100"/>
@@ -4594,7 +4302,7 @@
         </w:tc>
         <w:tc>
           <w:tcPr>
-            <w:tcW w:type="dxa" w:w="867"/>
+            <w:tcW w:type="dxa" w:w="1221"/>
             <w:tcMar>
               <w:top w:type="dxa" w:w="50"/>
               <w:left w:type="dxa" w:w="100"/>
@@ -4616,69 +4324,13 @@
                 <w:sz w:val="18"/>
                 <w:szCs w:val="18"/>
               </w:rPr>
-              <w:t xml:space="preserve">–</w:t>
-            </w:r>
-          </w:p>
-        </w:tc>
-        <w:tc>
-          <w:tcPr>
-            <w:tcW w:type="dxa" w:w="1157"/>
-            <w:tcMar>
-              <w:top w:type="dxa" w:w="50"/>
-              <w:left w:type="dxa" w:w="100"/>
-              <w:bottom w:type="dxa" w:w="50"/>
-              <w:right w:type="dxa" w:w="100"/>
-            </w:tcMar>
-            <w:vAlign w:val="center"/>
-          </w:tcPr>
-          <w:p>
-            <w:pPr>
-              <w:keepNext w:val="false"/>
-              <w:spacing w:after="0" w:line="252"/>
-              <w:jc w:val="center"/>
-            </w:pPr>
-            <w:r>
-              <w:rPr>
-                <w:rFonts w:ascii="Calibri" w:cs="Calibri" w:eastAsia="Calibri" w:hAnsi="Calibri"/>
-                <w:color w:val="222222"/>
-                <w:sz w:val="18"/>
-                <w:szCs w:val="18"/>
-              </w:rPr>
-              <w:t xml:space="preserve">–</w:t>
-            </w:r>
-          </w:p>
-        </w:tc>
-        <w:tc>
-          <w:tcPr>
-            <w:tcW w:type="dxa" w:w="964"/>
-            <w:tcMar>
-              <w:top w:type="dxa" w:w="50"/>
-              <w:left w:type="dxa" w:w="100"/>
-              <w:bottom w:type="dxa" w:w="50"/>
-              <w:right w:type="dxa" w:w="100"/>
-            </w:tcMar>
-            <w:vAlign w:val="center"/>
-          </w:tcPr>
-          <w:p>
-            <w:pPr>
-              <w:keepNext w:val="false"/>
-              <w:spacing w:after="0" w:line="252"/>
-              <w:jc w:val="center"/>
-            </w:pPr>
-            <w:r>
-              <w:rPr>
-                <w:rFonts w:ascii="Calibri" w:cs="Calibri" w:eastAsia="Calibri" w:hAnsi="Calibri"/>
-                <w:color w:val="222222"/>
-                <w:sz w:val="18"/>
-                <w:szCs w:val="18"/>
-              </w:rPr>
               <w:t xml:space="preserve">0</w:t>
             </w:r>
           </w:p>
         </w:tc>
         <w:tc>
           <w:tcPr>
-            <w:tcW w:type="dxa" w:w="5879"/>
+            <w:tcW w:type="dxa" w:w="7442"/>
             <w:tcMar>
               <w:top w:type="dxa" w:w="50"/>
               <w:left w:type="dxa" w:w="100"/>
@@ -4711,7 +4363,7 @@
         </w:trPr>
         <w:tc>
           <w:tcPr>
-            <w:tcW w:type="dxa" w:w="771"/>
+            <w:tcW w:type="dxa" w:w="976"/>
             <w:tcMar>
               <w:top w:type="dxa" w:w="50"/>
               <w:left w:type="dxa" w:w="100"/>
@@ -4739,7 +4391,7 @@
         </w:tc>
         <w:tc>
           <w:tcPr>
-            <w:tcW w:type="dxa" w:w="867"/>
+            <w:tcW w:type="dxa" w:w="1221"/>
             <w:tcMar>
               <w:top w:type="dxa" w:w="50"/>
               <w:left w:type="dxa" w:w="100"/>
@@ -4761,69 +4413,13 @@
                 <w:sz w:val="18"/>
                 <w:szCs w:val="18"/>
               </w:rPr>
-              <w:t xml:space="preserve">9</w:t>
-            </w:r>
-          </w:p>
-        </w:tc>
-        <w:tc>
-          <w:tcPr>
-            <w:tcW w:type="dxa" w:w="1157"/>
-            <w:tcMar>
-              <w:top w:type="dxa" w:w="50"/>
-              <w:left w:type="dxa" w:w="100"/>
-              <w:bottom w:type="dxa" w:w="50"/>
-              <w:right w:type="dxa" w:w="100"/>
-            </w:tcMar>
-            <w:vAlign w:val="center"/>
-          </w:tcPr>
-          <w:p>
-            <w:pPr>
-              <w:keepNext w:val="false"/>
-              <w:spacing w:after="0" w:line="252"/>
-              <w:jc w:val="center"/>
-            </w:pPr>
-            <w:r>
-              <w:rPr>
-                <w:rFonts w:ascii="Calibri" w:cs="Calibri" w:eastAsia="Calibri" w:hAnsi="Calibri"/>
-                <w:color w:val="222222"/>
-                <w:sz w:val="18"/>
-                <w:szCs w:val="18"/>
-              </w:rPr>
-              <w:t xml:space="preserve">nein</w:t>
-            </w:r>
-          </w:p>
-        </w:tc>
-        <w:tc>
-          <w:tcPr>
-            <w:tcW w:type="dxa" w:w="964"/>
-            <w:tcMar>
-              <w:top w:type="dxa" w:w="50"/>
-              <w:left w:type="dxa" w:w="100"/>
-              <w:bottom w:type="dxa" w:w="50"/>
-              <w:right w:type="dxa" w:w="100"/>
-            </w:tcMar>
-            <w:vAlign w:val="center"/>
-          </w:tcPr>
-          <w:p>
-            <w:pPr>
-              <w:keepNext w:val="false"/>
-              <w:spacing w:after="0" w:line="252"/>
-              <w:jc w:val="center"/>
-            </w:pPr>
-            <w:r>
-              <w:rPr>
-                <w:rFonts w:ascii="Calibri" w:cs="Calibri" w:eastAsia="Calibri" w:hAnsi="Calibri"/>
-                <w:color w:val="222222"/>
-                <w:sz w:val="18"/>
-                <w:szCs w:val="18"/>
-              </w:rPr>
               <w:t xml:space="preserve">0</w:t>
             </w:r>
           </w:p>
         </w:tc>
         <w:tc>
           <w:tcPr>
-            <w:tcW w:type="dxa" w:w="5879"/>
+            <w:tcW w:type="dxa" w:w="7442"/>
             <w:tcMar>
               <w:top w:type="dxa" w:w="50"/>
               <w:left w:type="dxa" w:w="100"/>
@@ -4856,7 +4452,7 @@
         </w:trPr>
         <w:tc>
           <w:tcPr>
-            <w:tcW w:type="dxa" w:w="771"/>
+            <w:tcW w:type="dxa" w:w="976"/>
             <w:tcMar>
               <w:top w:type="dxa" w:w="50"/>
               <w:left w:type="dxa" w:w="100"/>
@@ -4884,7 +4480,7 @@
         </w:tc>
         <w:tc>
           <w:tcPr>
-            <w:tcW w:type="dxa" w:w="867"/>
+            <w:tcW w:type="dxa" w:w="1221"/>
             <w:tcMar>
               <w:top w:type="dxa" w:w="50"/>
               <w:left w:type="dxa" w:w="100"/>
@@ -4906,69 +4502,13 @@
                 <w:sz w:val="18"/>
                 <w:szCs w:val="18"/>
               </w:rPr>
-              <w:t xml:space="preserve">3</w:t>
-            </w:r>
-          </w:p>
-        </w:tc>
-        <w:tc>
-          <w:tcPr>
-            <w:tcW w:type="dxa" w:w="1157"/>
-            <w:tcMar>
-              <w:top w:type="dxa" w:w="50"/>
-              <w:left w:type="dxa" w:w="100"/>
-              <w:bottom w:type="dxa" w:w="50"/>
-              <w:right w:type="dxa" w:w="100"/>
-            </w:tcMar>
-            <w:vAlign w:val="center"/>
-          </w:tcPr>
-          <w:p>
-            <w:pPr>
-              <w:keepNext w:val="false"/>
-              <w:spacing w:after="0" w:line="252"/>
-              <w:jc w:val="center"/>
-            </w:pPr>
-            <w:r>
-              <w:rPr>
-                <w:rFonts w:ascii="Calibri" w:cs="Calibri" w:eastAsia="Calibri" w:hAnsi="Calibri"/>
-                <w:color w:val="222222"/>
-                <w:sz w:val="18"/>
-                <w:szCs w:val="18"/>
-              </w:rPr>
-              <w:t xml:space="preserve">ja</w:t>
-            </w:r>
-          </w:p>
-        </w:tc>
-        <w:tc>
-          <w:tcPr>
-            <w:tcW w:type="dxa" w:w="964"/>
-            <w:tcMar>
-              <w:top w:type="dxa" w:w="50"/>
-              <w:left w:type="dxa" w:w="100"/>
-              <w:bottom w:type="dxa" w:w="50"/>
-              <w:right w:type="dxa" w:w="100"/>
-            </w:tcMar>
-            <w:vAlign w:val="center"/>
-          </w:tcPr>
-          <w:p>
-            <w:pPr>
-              <w:keepNext w:val="false"/>
-              <w:spacing w:after="0" w:line="252"/>
-              <w:jc w:val="center"/>
-            </w:pPr>
-            <w:r>
-              <w:rPr>
-                <w:rFonts w:ascii="Calibri" w:cs="Calibri" w:eastAsia="Calibri" w:hAnsi="Calibri"/>
-                <w:color w:val="222222"/>
-                <w:sz w:val="18"/>
-                <w:szCs w:val="18"/>
-              </w:rPr>
               <w:t xml:space="preserve">1</w:t>
             </w:r>
           </w:p>
         </w:tc>
         <w:tc>
           <w:tcPr>
-            <w:tcW w:type="dxa" w:w="5879"/>
+            <w:tcW w:type="dxa" w:w="7442"/>
             <w:tcMar>
               <w:top w:type="dxa" w:w="50"/>
               <w:left w:type="dxa" w:w="100"/>
@@ -5001,7 +4541,7 @@
         </w:trPr>
         <w:tc>
           <w:tcPr>
-            <w:tcW w:type="dxa" w:w="771"/>
+            <w:tcW w:type="dxa" w:w="976"/>
             <w:tcMar>
               <w:top w:type="dxa" w:w="50"/>
               <w:left w:type="dxa" w:w="100"/>
@@ -5029,7 +4569,7 @@
         </w:tc>
         <w:tc>
           <w:tcPr>
-            <w:tcW w:type="dxa" w:w="867"/>
+            <w:tcW w:type="dxa" w:w="1221"/>
             <w:tcMar>
               <w:top w:type="dxa" w:w="50"/>
               <w:left w:type="dxa" w:w="100"/>
@@ -5051,69 +4591,13 @@
                 <w:sz w:val="18"/>
                 <w:szCs w:val="18"/>
               </w:rPr>
-              <w:t xml:space="preserve">7</w:t>
-            </w:r>
-          </w:p>
-        </w:tc>
-        <w:tc>
-          <w:tcPr>
-            <w:tcW w:type="dxa" w:w="1157"/>
-            <w:tcMar>
-              <w:top w:type="dxa" w:w="50"/>
-              <w:left w:type="dxa" w:w="100"/>
-              <w:bottom w:type="dxa" w:w="50"/>
-              <w:right w:type="dxa" w:w="100"/>
-            </w:tcMar>
-            <w:vAlign w:val="center"/>
-          </w:tcPr>
-          <w:p>
-            <w:pPr>
-              <w:keepNext w:val="false"/>
-              <w:spacing w:after="0" w:line="252"/>
-              <w:jc w:val="center"/>
-            </w:pPr>
-            <w:r>
-              <w:rPr>
-                <w:rFonts w:ascii="Calibri" w:cs="Calibri" w:eastAsia="Calibri" w:hAnsi="Calibri"/>
-                <w:color w:val="222222"/>
-                <w:sz w:val="18"/>
-                <w:szCs w:val="18"/>
-              </w:rPr>
-              <w:t xml:space="preserve">nein</w:t>
-            </w:r>
-          </w:p>
-        </w:tc>
-        <w:tc>
-          <w:tcPr>
-            <w:tcW w:type="dxa" w:w="964"/>
-            <w:tcMar>
-              <w:top w:type="dxa" w:w="50"/>
-              <w:left w:type="dxa" w:w="100"/>
-              <w:bottom w:type="dxa" w:w="50"/>
-              <w:right w:type="dxa" w:w="100"/>
-            </w:tcMar>
-            <w:vAlign w:val="center"/>
-          </w:tcPr>
-          <w:p>
-            <w:pPr>
-              <w:keepNext w:val="false"/>
-              <w:spacing w:after="0" w:line="252"/>
-              <w:jc w:val="center"/>
-            </w:pPr>
-            <w:r>
-              <w:rPr>
-                <w:rFonts w:ascii="Calibri" w:cs="Calibri" w:eastAsia="Calibri" w:hAnsi="Calibri"/>
-                <w:color w:val="222222"/>
-                <w:sz w:val="18"/>
-                <w:szCs w:val="18"/>
-              </w:rPr>
               <w:t xml:space="preserve">1</w:t>
             </w:r>
           </w:p>
         </w:tc>
         <w:tc>
           <w:tcPr>
-            <w:tcW w:type="dxa" w:w="5879"/>
+            <w:tcW w:type="dxa" w:w="7442"/>
             <w:tcMar>
               <w:top w:type="dxa" w:w="50"/>
               <w:left w:type="dxa" w:w="100"/>
@@ -5146,7 +4630,7 @@
         </w:trPr>
         <w:tc>
           <w:tcPr>
-            <w:tcW w:type="dxa" w:w="771"/>
+            <w:tcW w:type="dxa" w:w="976"/>
             <w:tcMar>
               <w:top w:type="dxa" w:w="50"/>
               <w:left w:type="dxa" w:w="100"/>
@@ -5174,7 +4658,7 @@
         </w:tc>
         <w:tc>
           <w:tcPr>
-            <w:tcW w:type="dxa" w:w="867"/>
+            <w:tcW w:type="dxa" w:w="1221"/>
             <w:tcMar>
               <w:top w:type="dxa" w:w="50"/>
               <w:left w:type="dxa" w:w="100"/>
@@ -5196,69 +4680,13 @@
                 <w:sz w:val="18"/>
                 <w:szCs w:val="18"/>
               </w:rPr>
-              <w:t xml:space="preserve">1</w:t>
-            </w:r>
-          </w:p>
-        </w:tc>
-        <w:tc>
-          <w:tcPr>
-            <w:tcW w:type="dxa" w:w="1157"/>
-            <w:tcMar>
-              <w:top w:type="dxa" w:w="50"/>
-              <w:left w:type="dxa" w:w="100"/>
-              <w:bottom w:type="dxa" w:w="50"/>
-              <w:right w:type="dxa" w:w="100"/>
-            </w:tcMar>
-            <w:vAlign w:val="center"/>
-          </w:tcPr>
-          <w:p>
-            <w:pPr>
-              <w:keepNext w:val="false"/>
-              <w:spacing w:after="0" w:line="252"/>
-              <w:jc w:val="center"/>
-            </w:pPr>
-            <w:r>
-              <w:rPr>
-                <w:rFonts w:ascii="Calibri" w:cs="Calibri" w:eastAsia="Calibri" w:hAnsi="Calibri"/>
-                <w:color w:val="222222"/>
-                <w:sz w:val="18"/>
-                <w:szCs w:val="18"/>
-              </w:rPr>
-              <w:t xml:space="preserve">ja</w:t>
-            </w:r>
-          </w:p>
-        </w:tc>
-        <w:tc>
-          <w:tcPr>
-            <w:tcW w:type="dxa" w:w="964"/>
-            <w:tcMar>
-              <w:top w:type="dxa" w:w="50"/>
-              <w:left w:type="dxa" w:w="100"/>
-              <w:bottom w:type="dxa" w:w="50"/>
-              <w:right w:type="dxa" w:w="100"/>
-            </w:tcMar>
-            <w:vAlign w:val="center"/>
-          </w:tcPr>
-          <w:p>
-            <w:pPr>
-              <w:keepNext w:val="false"/>
-              <w:spacing w:after="0" w:line="252"/>
-              <w:jc w:val="center"/>
-            </w:pPr>
-            <w:r>
-              <w:rPr>
-                <w:rFonts w:ascii="Calibri" w:cs="Calibri" w:eastAsia="Calibri" w:hAnsi="Calibri"/>
-                <w:color w:val="222222"/>
-                <w:sz w:val="18"/>
-                <w:szCs w:val="18"/>
-              </w:rPr>
               <w:t xml:space="preserve">2</w:t>
             </w:r>
           </w:p>
         </w:tc>
         <w:tc>
           <w:tcPr>
-            <w:tcW w:type="dxa" w:w="5879"/>
+            <w:tcW w:type="dxa" w:w="7442"/>
             <w:tcMar>
               <w:top w:type="dxa" w:w="50"/>
               <w:left w:type="dxa" w:w="100"/>
@@ -5291,7 +4719,7 @@
         </w:trPr>
         <w:tc>
           <w:tcPr>
-            <w:tcW w:type="dxa" w:w="771"/>
+            <w:tcW w:type="dxa" w:w="976"/>
             <w:tcMar>
               <w:top w:type="dxa" w:w="50"/>
               <w:left w:type="dxa" w:w="100"/>
@@ -5319,7 +4747,7 @@
         </w:tc>
         <w:tc>
           <w:tcPr>
-            <w:tcW w:type="dxa" w:w="867"/>
+            <w:tcW w:type="dxa" w:w="1221"/>
             <w:tcMar>
               <w:top w:type="dxa" w:w="50"/>
               <w:left w:type="dxa" w:w="100"/>
@@ -5341,69 +4769,13 @@
                 <w:sz w:val="18"/>
                 <w:szCs w:val="18"/>
               </w:rPr>
-              <w:t xml:space="preserve">8</w:t>
-            </w:r>
-          </w:p>
-        </w:tc>
-        <w:tc>
-          <w:tcPr>
-            <w:tcW w:type="dxa" w:w="1157"/>
-            <w:tcMar>
-              <w:top w:type="dxa" w:w="50"/>
-              <w:left w:type="dxa" w:w="100"/>
-              <w:bottom w:type="dxa" w:w="50"/>
-              <w:right w:type="dxa" w:w="100"/>
-            </w:tcMar>
-            <w:vAlign w:val="center"/>
-          </w:tcPr>
-          <w:p>
-            <w:pPr>
-              <w:keepNext w:val="false"/>
-              <w:spacing w:after="0" w:line="252"/>
-              <w:jc w:val="center"/>
-            </w:pPr>
-            <w:r>
-              <w:rPr>
-                <w:rFonts w:ascii="Calibri" w:cs="Calibri" w:eastAsia="Calibri" w:hAnsi="Calibri"/>
-                <w:color w:val="222222"/>
-                <w:sz w:val="18"/>
-                <w:szCs w:val="18"/>
-              </w:rPr>
-              <w:t xml:space="preserve">nein</w:t>
-            </w:r>
-          </w:p>
-        </w:tc>
-        <w:tc>
-          <w:tcPr>
-            <w:tcW w:type="dxa" w:w="964"/>
-            <w:tcMar>
-              <w:top w:type="dxa" w:w="50"/>
-              <w:left w:type="dxa" w:w="100"/>
-              <w:bottom w:type="dxa" w:w="50"/>
-              <w:right w:type="dxa" w:w="100"/>
-            </w:tcMar>
-            <w:vAlign w:val="center"/>
-          </w:tcPr>
-          <w:p>
-            <w:pPr>
-              <w:keepNext w:val="false"/>
-              <w:spacing w:after="0" w:line="252"/>
-              <w:jc w:val="center"/>
-            </w:pPr>
-            <w:r>
-              <w:rPr>
-                <w:rFonts w:ascii="Calibri" w:cs="Calibri" w:eastAsia="Calibri" w:hAnsi="Calibri"/>
-                <w:color w:val="222222"/>
-                <w:sz w:val="18"/>
-                <w:szCs w:val="18"/>
-              </w:rPr>
               <w:t xml:space="preserve">2</w:t>
             </w:r>
           </w:p>
         </w:tc>
         <w:tc>
           <w:tcPr>
-            <w:tcW w:type="dxa" w:w="5879"/>
+            <w:tcW w:type="dxa" w:w="7442"/>
             <w:tcMar>
               <w:top w:type="dxa" w:w="50"/>
               <w:left w:type="dxa" w:w="100"/>
@@ -5436,7 +4808,7 @@
         </w:trPr>
         <w:tc>
           <w:tcPr>
-            <w:tcW w:type="dxa" w:w="771"/>
+            <w:tcW w:type="dxa" w:w="976"/>
             <w:tcMar>
               <w:top w:type="dxa" w:w="50"/>
               <w:left w:type="dxa" w:w="100"/>
@@ -5464,7 +4836,7 @@
         </w:tc>
         <w:tc>
           <w:tcPr>
-            <w:tcW w:type="dxa" w:w="867"/>
+            <w:tcW w:type="dxa" w:w="1221"/>
             <w:tcMar>
               <w:top w:type="dxa" w:w="50"/>
               <w:left w:type="dxa" w:w="100"/>
@@ -5486,69 +4858,13 @@
                 <w:sz w:val="18"/>
                 <w:szCs w:val="18"/>
               </w:rPr>
-              <w:t xml:space="preserve">4</w:t>
-            </w:r>
-          </w:p>
-        </w:tc>
-        <w:tc>
-          <w:tcPr>
-            <w:tcW w:type="dxa" w:w="1157"/>
-            <w:tcMar>
-              <w:top w:type="dxa" w:w="50"/>
-              <w:left w:type="dxa" w:w="100"/>
-              <w:bottom w:type="dxa" w:w="50"/>
-              <w:right w:type="dxa" w:w="100"/>
-            </w:tcMar>
-            <w:vAlign w:val="center"/>
-          </w:tcPr>
-          <w:p>
-            <w:pPr>
-              <w:keepNext w:val="false"/>
-              <w:spacing w:after="0" w:line="252"/>
-              <w:jc w:val="center"/>
-            </w:pPr>
-            <w:r>
-              <w:rPr>
-                <w:rFonts w:ascii="Calibri" w:cs="Calibri" w:eastAsia="Calibri" w:hAnsi="Calibri"/>
-                <w:color w:val="222222"/>
-                <w:sz w:val="18"/>
-                <w:szCs w:val="18"/>
-              </w:rPr>
-              <w:t xml:space="preserve">ja</w:t>
-            </w:r>
-          </w:p>
-        </w:tc>
-        <w:tc>
-          <w:tcPr>
-            <w:tcW w:type="dxa" w:w="964"/>
-            <w:tcMar>
-              <w:top w:type="dxa" w:w="50"/>
-              <w:left w:type="dxa" w:w="100"/>
-              <w:bottom w:type="dxa" w:w="50"/>
-              <w:right w:type="dxa" w:w="100"/>
-            </w:tcMar>
-            <w:vAlign w:val="center"/>
-          </w:tcPr>
-          <w:p>
-            <w:pPr>
-              <w:keepNext w:val="false"/>
-              <w:spacing w:after="0" w:line="252"/>
-              <w:jc w:val="center"/>
-            </w:pPr>
-            <w:r>
-              <w:rPr>
-                <w:rFonts w:ascii="Calibri" w:cs="Calibri" w:eastAsia="Calibri" w:hAnsi="Calibri"/>
-                <w:color w:val="222222"/>
-                <w:sz w:val="18"/>
-                <w:szCs w:val="18"/>
-              </w:rPr>
               <w:t xml:space="preserve">3</w:t>
             </w:r>
           </w:p>
         </w:tc>
         <w:tc>
           <w:tcPr>
-            <w:tcW w:type="dxa" w:w="5879"/>
+            <w:tcW w:type="dxa" w:w="7442"/>
             <w:tcMar>
               <w:top w:type="dxa" w:w="50"/>
               <w:left w:type="dxa" w:w="100"/>
@@ -5581,7 +4897,7 @@
         </w:trPr>
         <w:tc>
           <w:tcPr>
-            <w:tcW w:type="dxa" w:w="771"/>
+            <w:tcW w:type="dxa" w:w="976"/>
             <w:tcMar>
               <w:top w:type="dxa" w:w="50"/>
               <w:left w:type="dxa" w:w="100"/>
@@ -5609,7 +4925,7 @@
         </w:tc>
         <w:tc>
           <w:tcPr>
-            <w:tcW w:type="dxa" w:w="867"/>
+            <w:tcW w:type="dxa" w:w="1221"/>
             <w:tcMar>
               <w:top w:type="dxa" w:w="50"/>
               <w:left w:type="dxa" w:w="100"/>
@@ -5631,69 +4947,13 @@
                 <w:sz w:val="18"/>
                 <w:szCs w:val="18"/>
               </w:rPr>
-              <w:t xml:space="preserve">2</w:t>
-            </w:r>
-          </w:p>
-        </w:tc>
-        <w:tc>
-          <w:tcPr>
-            <w:tcW w:type="dxa" w:w="1157"/>
-            <w:tcMar>
-              <w:top w:type="dxa" w:w="50"/>
-              <w:left w:type="dxa" w:w="100"/>
-              <w:bottom w:type="dxa" w:w="50"/>
-              <w:right w:type="dxa" w:w="100"/>
-            </w:tcMar>
-            <w:vAlign w:val="center"/>
-          </w:tcPr>
-          <w:p>
-            <w:pPr>
-              <w:keepNext w:val="false"/>
-              <w:spacing w:after="0" w:line="252"/>
-              <w:jc w:val="center"/>
-            </w:pPr>
-            <w:r>
-              <w:rPr>
-                <w:rFonts w:ascii="Calibri" w:cs="Calibri" w:eastAsia="Calibri" w:hAnsi="Calibri"/>
-                <w:color w:val="222222"/>
-                <w:sz w:val="18"/>
-                <w:szCs w:val="18"/>
-              </w:rPr>
-              <w:t xml:space="preserve">ja</w:t>
-            </w:r>
-          </w:p>
-        </w:tc>
-        <w:tc>
-          <w:tcPr>
-            <w:tcW w:type="dxa" w:w="964"/>
-            <w:tcMar>
-              <w:top w:type="dxa" w:w="50"/>
-              <w:left w:type="dxa" w:w="100"/>
-              <w:bottom w:type="dxa" w:w="50"/>
-              <w:right w:type="dxa" w:w="100"/>
-            </w:tcMar>
-            <w:vAlign w:val="center"/>
-          </w:tcPr>
-          <w:p>
-            <w:pPr>
-              <w:keepNext w:val="false"/>
-              <w:spacing w:after="0" w:line="252"/>
-              <w:jc w:val="center"/>
-            </w:pPr>
-            <w:r>
-              <w:rPr>
-                <w:rFonts w:ascii="Calibri" w:cs="Calibri" w:eastAsia="Calibri" w:hAnsi="Calibri"/>
-                <w:color w:val="222222"/>
-                <w:sz w:val="18"/>
-                <w:szCs w:val="18"/>
-              </w:rPr>
               <w:t xml:space="preserve">4</w:t>
             </w:r>
           </w:p>
         </w:tc>
         <w:tc>
           <w:tcPr>
-            <w:tcW w:type="dxa" w:w="5879"/>
+            <w:tcW w:type="dxa" w:w="7442"/>
             <w:tcMar>
               <w:top w:type="dxa" w:w="50"/>
               <w:left w:type="dxa" w:w="100"/>
@@ -5726,7 +4986,7 @@
         </w:trPr>
         <w:tc>
           <w:tcPr>
-            <w:tcW w:type="dxa" w:w="771"/>
+            <w:tcW w:type="dxa" w:w="976"/>
             <w:tcMar>
               <w:top w:type="dxa" w:w="50"/>
               <w:left w:type="dxa" w:w="100"/>
@@ -5754,7 +5014,7 @@
         </w:tc>
         <w:tc>
           <w:tcPr>
-            <w:tcW w:type="dxa" w:w="867"/>
+            <w:tcW w:type="dxa" w:w="1221"/>
             <w:tcMar>
               <w:top w:type="dxa" w:w="50"/>
               <w:left w:type="dxa" w:w="100"/>
@@ -5776,69 +5036,13 @@
                 <w:sz w:val="18"/>
                 <w:szCs w:val="18"/>
               </w:rPr>
-              <w:t xml:space="preserve">–</w:t>
-            </w:r>
-          </w:p>
-        </w:tc>
-        <w:tc>
-          <w:tcPr>
-            <w:tcW w:type="dxa" w:w="1157"/>
-            <w:tcMar>
-              <w:top w:type="dxa" w:w="50"/>
-              <w:left w:type="dxa" w:w="100"/>
-              <w:bottom w:type="dxa" w:w="50"/>
-              <w:right w:type="dxa" w:w="100"/>
-            </w:tcMar>
-            <w:vAlign w:val="center"/>
-          </w:tcPr>
-          <w:p>
-            <w:pPr>
-              <w:keepNext w:val="false"/>
-              <w:spacing w:after="0" w:line="252"/>
-              <w:jc w:val="center"/>
-            </w:pPr>
-            <w:r>
-              <w:rPr>
-                <w:rFonts w:ascii="Calibri" w:cs="Calibri" w:eastAsia="Calibri" w:hAnsi="Calibri"/>
-                <w:color w:val="222222"/>
-                <w:sz w:val="18"/>
-                <w:szCs w:val="18"/>
-              </w:rPr>
-              <w:t xml:space="preserve">–</w:t>
-            </w:r>
-          </w:p>
-        </w:tc>
-        <w:tc>
-          <w:tcPr>
-            <w:tcW w:type="dxa" w:w="964"/>
-            <w:tcMar>
-              <w:top w:type="dxa" w:w="50"/>
-              <w:left w:type="dxa" w:w="100"/>
-              <w:bottom w:type="dxa" w:w="50"/>
-              <w:right w:type="dxa" w:w="100"/>
-            </w:tcMar>
-            <w:vAlign w:val="center"/>
-          </w:tcPr>
-          <w:p>
-            <w:pPr>
-              <w:keepNext w:val="false"/>
-              <w:spacing w:after="0" w:line="252"/>
-              <w:jc w:val="center"/>
-            </w:pPr>
-            <w:r>
-              <w:rPr>
-                <w:rFonts w:ascii="Calibri" w:cs="Calibri" w:eastAsia="Calibri" w:hAnsi="Calibri"/>
-                <w:color w:val="222222"/>
-                <w:sz w:val="18"/>
-                <w:szCs w:val="18"/>
-              </w:rPr>
               <w:t xml:space="preserve">4</w:t>
             </w:r>
           </w:p>
         </w:tc>
         <w:tc>
           <w:tcPr>
-            <w:tcW w:type="dxa" w:w="5879"/>
+            <w:tcW w:type="dxa" w:w="7442"/>
             <w:tcMar>
               <w:top w:type="dxa" w:w="50"/>
               <w:left w:type="dxa" w:w="100"/>
